--- a/HCM_KS25_VuDinhAnhTuan_04.docx
+++ b/HCM_KS25_VuDinhAnhTuan_04.docx
@@ -477,6 +477,7 @@
       </w:pPr>
       <w:r>
         <w:rPr>
+          <w:noProof/>
           <w:lang w:val="vi-VN"/>
         </w:rPr>
         <w:lastRenderedPageBreak/>
@@ -668,7 +669,7 @@
               <w:rPr>
                 <w:lang w:val="vi-VN"/>
               </w:rPr>
-              <w:t>PhieuBaoHanh</w:t>
+              <w:t>WarrantyTicket</w:t>
             </w:r>
           </w:p>
         </w:tc>
@@ -712,7 +713,13 @@
               <w:rPr>
                 <w:lang w:val="vi-VN"/>
               </w:rPr>
-              <w:t>PhieuBaoHanh</w:t>
+              <w:t>W</w:t>
+            </w:r>
+            <w:r>
+              <w:rPr>
+                <w:lang w:val="vi-VN"/>
+              </w:rPr>
+              <w:t>arrantyTicket</w:t>
             </w:r>
           </w:p>
         </w:tc>
@@ -1316,14 +1323,20 @@
           <w:p>
             <w:pPr>
               <w:rPr>
+                <w:lang w:val="vi-VN"/>
+              </w:rPr>
+            </w:pPr>
+            <w:r>
+              <w:rPr>
                 <w:lang w:val="en-NZ"/>
               </w:rPr>
-            </w:pPr>
-            <w:r>
-              <w:rPr>
-                <w:lang w:val="vi-VN"/>
-              </w:rPr>
-              <w:t>2.1</w:t>
+              <w:t>Thêm</w:t>
+            </w:r>
+            <w:r>
+              <w:rPr>
+                <w:lang w:val="vi-VN"/>
+              </w:rPr>
+              <w:t xml:space="preserve"> giao diện quản lí</w:t>
             </w:r>
           </w:p>
         </w:tc>
@@ -1357,6 +1370,12 @@
                 <w:lang w:val="vi-VN"/>
               </w:rPr>
             </w:pPr>
+            <w:r>
+              <w:rPr>
+                <w:lang w:val="vi-VN"/>
+              </w:rPr>
+              <w:t>Kiểm tra dữ liệu đầu vào</w:t>
+            </w:r>
           </w:p>
         </w:tc>
       </w:tr>
@@ -1393,7 +1412,7 @@
               <w:rPr>
                 <w:lang w:val="vi-VN"/>
               </w:rPr>
-              <w:t xml:space="preserve">3.2 </w:t>
+              <w:t>Cập nhật luồng xử lí bảo hành</w:t>
             </w:r>
           </w:p>
         </w:tc>
@@ -1431,7 +1450,7 @@
               <w:rPr>
                 <w:lang w:val="vi-VN"/>
               </w:rPr>
-              <w:t>Phụ lục</w:t>
+              <w:t>Thêm hoặc sửa dữ liệu từ bảo hành</w:t>
             </w:r>
           </w:p>
         </w:tc>
